--- a/src/OpenXmlHtml.Tests/WordConvertToDocxTests.LinksAndImages.verified.docx
+++ b/src/OpenXmlHtml.Tests/WordConvertToDocxTests.LinksAndImages.verified.docx
@@ -19,7 +19,13 @@
     </w:p>
     <w:p>
       <w:r>
+        <w:t xml:space="preserve"> </w:t>
+      </w:r>
+      <w:r>
         <w:t xml:space="preserve">Company Logo</w:t>
+      </w:r>
+      <w:r>
+        <w:t xml:space="preserve"> </w:t>
       </w:r>
     </w:p>
     <w:p>
@@ -27,6 +33,11 @@
         <w:t xml:space="preserve">Figure 1: Logo</w:t>
       </w:r>
     </w:p>
+    <w:p>
+      <w:r>
+        <w:t xml:space="preserve"> </w:t>
+      </w:r>
+    </w:p>
   </w:body>
 </w:document>
 </file>